--- a/policies/build/masters_hco/HCO.MOM.5_v2_master.docx
+++ b/policies/build/masters_hco/HCO.MOM.5_v2_master.docx
@@ -1031,7 +1031,7 @@
           <w:sz w:val="22"/>
           <w:szCs w:val="22"/>
         </w:rPr>
-        <w:t xml:space="preserve">Method note (from guidebook interpretation): All hand-written medication orders shall be written in capital letters. In case abbreviations are used, a list of approved standardised abbreviations for medication orders shall be used throughout the organisation, Error-prone abbreviations shall not be used. A good reference is the Institute for Safe Medication Practices guidelines. The identity of the person who has written the medication order shall be traceable, This could be done by either writing the name against every order or by having a ‘master signature list’ in the medical record which has the name of the person against the signature or by stating the employee code number against every medication order.</w:t>
+        <w:t xml:space="preserve">Method note (from guidebook interpretation): All hand-written medication orders shall be written in capital letters. In case abbreviations are used, a list of approved standardised abbreviations for medication orders shall be used throughout the organisation, Error-prone abbreviations shall not be used. A good reference is the Institute for Safe Medication Practices (ISMP) guidelines; NABH does not mandate ISMP specifically — the Drugs and Cosmetics Act, 1940 and Rules, 1945, and Pharmacy Council of India guidance are the applicable Indian basis, and either source (or the hospital's own approved abbreviation list) satisfies this requirement. The identity of the person who has written the medication order shall be traceable, This could be done by either writing the name against every order or by having a ‘master signature list’ in the medical record which has the name of the person against the signature or by stating the employee code number against every medication order.</w:t>
       </w:r>
     </w:p>
     <w:p>
